--- a/library/FA/templates/FA样式模板.docx
+++ b/library/FA/templates/FA样式模板.docx
@@ -348,15 +348,21 @@
     </w:lvl>
     <w:lvl w:ilvl="5">
       <w:start w:val="1"/>
-      <w:numFmt w:val="none"/>
-      <w:lvlText w:val=""/>
+      <w:numFmt w:val="decimal"/>
+      <w:lvlText w:val="%6."/>
       <w:lvlJc w:val="left"/>
+      <w:pPr>
+        <w:ind w:left="987" w:hanging="420"/>
+      </w:pPr>
     </w:lvl>
     <w:lvl w:ilvl="6">
       <w:start w:val="1"/>
-      <w:numFmt w:val="none"/>
-      <w:lvlText w:val=""/>
+      <w:numFmt w:val="lowerLetter"/>
+      <w:lvlText w:val="%7)"/>
       <w:lvlJc w:val="left"/>
+      <w:pPr>
+        <w:ind w:left="1407" w:hanging="420"/>
+      </w:pPr>
     </w:lvl>
     <w:lvl w:ilvl="7">
       <w:start w:val="1"/>
@@ -1119,6 +1125,32 @@
       </w:tblCellMar>
     </w:tblPr>
   </w:style>
+  <w:style w:type="paragraph" w:customStyle="1" w:styleId="annexTitle">
+    <w:name w:val="合同-附件标题"/>
+    <w:basedOn w:val="-4"/>
+    <w:next w:val="-b"/>
+    <w:qFormat/>
+    <w:pPr>
+      <w:keepNext/>
+      <w:spacing w:before="240" w:after="120" w:line="300" w:lineRule="auto"/>
+      <w:jc w:val="center"/>
+      <w:outlineLvl w:val="1"/>
+    </w:pPr>
+    <w:rPr>
+      <w:b/>
+      <w:bCs/>
+      <w:sz w:val="21"/>
+      <w:szCs w:val="21"/>
+    </w:rPr>
+  </w:style>
+  <w:style w:type="paragraph" w:customStyle="1" w:styleId="centerText">
+    <w:name w:val="合同-正文（居中）"/>
+    <w:basedOn w:val="-4"/>
+    <w:qFormat/>
+    <w:pPr>
+      <w:jc w:val="center"/>
+    </w:pPr>
+  </w:style>
 </w:styles>
 </file>
 
